--- a/Unit2_Smart_Library_Documentation.docx
+++ b/Unit2_Smart_Library_Documentation.docx
@@ -108,7 +108,21 @@
         <w:rPr>
           <w:b/>
         </w:rPr>
-        <w:t>FY B.Tech AI/ML</w:t>
+        <w:t xml:space="preserve">FY </w:t>
+      </w:r>
+      <w:proofErr w:type="spellStart"/>
+      <w:r>
+        <w:rPr>
+          <w:b/>
+        </w:rPr>
+        <w:t>B.Tech</w:t>
+      </w:r>
+      <w:proofErr w:type="spellEnd"/>
+      <w:r>
+        <w:rPr>
+          <w:b/>
+        </w:rPr>
+        <w:t xml:space="preserve"> AI/ML</w:t>
       </w:r>
       <w:r>
         <w:rPr>
@@ -897,15 +911,40 @@
           <w:sz w:val="18"/>
         </w:rPr>
         <w:br/>
-        <w:t>READ book_id</w:t>
-      </w:r>
+        <w:t xml:space="preserve">READ </w:t>
+      </w:r>
+      <w:proofErr w:type="spellStart"/>
+      <w:r>
+        <w:rPr>
+          <w:rFonts w:ascii="Courier New" w:hAnsi="Courier New"/>
+          <w:sz w:val="18"/>
+        </w:rPr>
+        <w:t>book_id</w:t>
+      </w:r>
+      <w:proofErr w:type="spellEnd"/>
       <w:r>
         <w:rPr>
           <w:rFonts w:ascii="Courier New" w:hAnsi="Courier New"/>
           <w:sz w:val="18"/>
         </w:rPr>
         <w:br/>
-        <w:t>IF book_id exists THEN</w:t>
+        <w:t xml:space="preserve">IF </w:t>
+      </w:r>
+      <w:proofErr w:type="spellStart"/>
+      <w:r>
+        <w:rPr>
+          <w:rFonts w:ascii="Courier New" w:hAnsi="Courier New"/>
+          <w:sz w:val="18"/>
+        </w:rPr>
+        <w:t>book_id</w:t>
+      </w:r>
+      <w:proofErr w:type="spellEnd"/>
+      <w:r>
+        <w:rPr>
+          <w:rFonts w:ascii="Courier New" w:hAnsi="Courier New"/>
+          <w:sz w:val="18"/>
+        </w:rPr>
+        <w:t xml:space="preserve"> exists THEN</w:t>
       </w:r>
       <w:r>
         <w:rPr>
@@ -913,8 +952,33 @@
           <w:sz w:val="18"/>
         </w:rPr>
         <w:br/>
-        <w:t xml:space="preserve">    READ field_to_update and new_value</w:t>
-      </w:r>
+        <w:t xml:space="preserve">    READ </w:t>
+      </w:r>
+      <w:proofErr w:type="spellStart"/>
+      <w:r>
+        <w:rPr>
+          <w:rFonts w:ascii="Courier New" w:hAnsi="Courier New"/>
+          <w:sz w:val="18"/>
+        </w:rPr>
+        <w:t>field_to_update</w:t>
+      </w:r>
+      <w:proofErr w:type="spellEnd"/>
+      <w:r>
+        <w:rPr>
+          <w:rFonts w:ascii="Courier New" w:hAnsi="Courier New"/>
+          <w:sz w:val="18"/>
+        </w:rPr>
+        <w:t xml:space="preserve"> and </w:t>
+      </w:r>
+      <w:proofErr w:type="spellStart"/>
+      <w:r>
+        <w:rPr>
+          <w:rFonts w:ascii="Courier New" w:hAnsi="Courier New"/>
+          <w:sz w:val="18"/>
+        </w:rPr>
+        <w:t>new_value</w:t>
+      </w:r>
+      <w:proofErr w:type="spellEnd"/>
       <w:r>
         <w:rPr>
           <w:rFonts w:ascii="Courier New" w:hAnsi="Courier New"/>
@@ -978,8 +1042,17 @@
           <w:sz w:val="18"/>
         </w:rPr>
         <w:br/>
-        <w:t>CREATE empty list all_categories</w:t>
-      </w:r>
+        <w:t xml:space="preserve">CREATE empty list </w:t>
+      </w:r>
+      <w:proofErr w:type="spellStart"/>
+      <w:r>
+        <w:rPr>
+          <w:rFonts w:ascii="Courier New" w:hAnsi="Courier New"/>
+          <w:sz w:val="18"/>
+        </w:rPr>
+        <w:t>all_categories</w:t>
+      </w:r>
+      <w:proofErr w:type="spellEnd"/>
       <w:r>
         <w:rPr>
           <w:rFonts w:ascii="Courier New" w:hAnsi="Courier New"/>
@@ -994,15 +1067,56 @@
           <w:sz w:val="18"/>
         </w:rPr>
         <w:br/>
-        <w:t xml:space="preserve">    APPEND book category TO all_categories</w:t>
-      </w:r>
+        <w:t xml:space="preserve">    APPEND book category TO </w:t>
+      </w:r>
+      <w:proofErr w:type="spellStart"/>
+      <w:r>
+        <w:rPr>
+          <w:rFonts w:ascii="Courier New" w:hAnsi="Courier New"/>
+          <w:sz w:val="18"/>
+        </w:rPr>
+        <w:t>all_categories</w:t>
+      </w:r>
+      <w:proofErr w:type="spellEnd"/>
       <w:r>
         <w:rPr>
           <w:rFonts w:ascii="Courier New" w:hAnsi="Courier New"/>
           <w:sz w:val="18"/>
         </w:rPr>
         <w:br/>
-        <w:t>SET unique_categories = SET(all_categories)</w:t>
+        <w:t xml:space="preserve">SET </w:t>
+      </w:r>
+      <w:proofErr w:type="spellStart"/>
+      <w:r>
+        <w:rPr>
+          <w:rFonts w:ascii="Courier New" w:hAnsi="Courier New"/>
+          <w:sz w:val="18"/>
+        </w:rPr>
+        <w:t>unique_categories</w:t>
+      </w:r>
+      <w:proofErr w:type="spellEnd"/>
+      <w:r>
+        <w:rPr>
+          <w:rFonts w:ascii="Courier New" w:hAnsi="Courier New"/>
+          <w:sz w:val="18"/>
+        </w:rPr>
+        <w:t xml:space="preserve"> = SET(</w:t>
+      </w:r>
+      <w:proofErr w:type="spellStart"/>
+      <w:r>
+        <w:rPr>
+          <w:rFonts w:ascii="Courier New" w:hAnsi="Courier New"/>
+          <w:sz w:val="18"/>
+        </w:rPr>
+        <w:t>all_categories</w:t>
+      </w:r>
+      <w:proofErr w:type="spellEnd"/>
+      <w:r>
+        <w:rPr>
+          <w:rFonts w:ascii="Courier New" w:hAnsi="Courier New"/>
+          <w:sz w:val="18"/>
+        </w:rPr>
+        <w:t>)</w:t>
       </w:r>
       <w:r>
         <w:rPr>
@@ -1010,8 +1124,17 @@
           <w:sz w:val="18"/>
         </w:rPr>
         <w:br/>
-        <w:t>DISPLAY unique_categories</w:t>
-      </w:r>
+        <w:t xml:space="preserve">DISPLAY </w:t>
+      </w:r>
+      <w:proofErr w:type="spellStart"/>
+      <w:r>
+        <w:rPr>
+          <w:rFonts w:ascii="Courier New" w:hAnsi="Courier New"/>
+          <w:sz w:val="18"/>
+        </w:rPr>
+        <w:t>unique_categories</w:t>
+      </w:r>
+      <w:proofErr w:type="spellEnd"/>
       <w:r>
         <w:rPr>
           <w:rFonts w:ascii="Courier New" w:hAnsi="Courier New"/>
@@ -1115,8 +1238,17 @@
           <w:sz w:val="18"/>
         </w:rPr>
         <w:br/>
-        <w:t>READ author_name</w:t>
-      </w:r>
+        <w:t xml:space="preserve">READ </w:t>
+      </w:r>
+      <w:proofErr w:type="spellStart"/>
+      <w:r>
+        <w:rPr>
+          <w:rFonts w:ascii="Courier New" w:hAnsi="Courier New"/>
+          <w:sz w:val="18"/>
+        </w:rPr>
+        <w:t>author_name</w:t>
+      </w:r>
+      <w:proofErr w:type="spellEnd"/>
       <w:r>
         <w:rPr>
           <w:rFonts w:ascii="Courier New" w:hAnsi="Courier New"/>
@@ -2025,7 +2157,7 @@
     </w:p>
     <w:p>
       <w:r>
-        <w:t>https://github.com/siddheshvikhe7/Smart_Library_Management_System_Unit2.git</w:t>
+        <w:t>https://github.com/siddhisarode9909-ship-it/Smart_Library_Management_System_Unit2.git</w:t>
       </w:r>
     </w:p>
     <w:p>
